--- a/Документация mebelorg.docx
+++ b/Документация mebelorg.docx
@@ -1220,20 +1220,22 @@
     <w:p>
       <w:pPr>
         <w:numPr>
-          <w:numId w:val="0"/>
-        </w:numPr>
-        <w:jc w:val="both"/>
-        <w:rPr>
-          <w:rFonts w:hint="default" w:ascii="Times New Roman" w:hAnsi="Times New Roman" w:cs="Times New Roman"/>
-          <w:sz w:val="28"/>
-          <w:szCs w:val="28"/>
-          <w:lang w:val="ru-RU"/>
-        </w:rPr>
-      </w:pPr>
-    </w:p>
-    <w:p>
-      <w:pPr>
-        <w:numPr>
+          <w:ilvl w:val="0"/>
+          <w:numId w:val="0"/>
+        </w:numPr>
+        <w:jc w:val="both"/>
+        <w:rPr>
+          <w:rFonts w:hint="default" w:ascii="Times New Roman" w:hAnsi="Times New Roman" w:cs="Times New Roman"/>
+          <w:sz w:val="28"/>
+          <w:szCs w:val="28"/>
+          <w:lang w:val="ru-RU"/>
+        </w:rPr>
+      </w:pPr>
+    </w:p>
+    <w:p>
+      <w:pPr>
+        <w:numPr>
+          <w:ilvl w:val="0"/>
           <w:numId w:val="0"/>
         </w:numPr>
         <w:jc w:val="both"/>
@@ -1318,16 +1320,7 @@
           <w:szCs w:val="28"/>
           <w:lang w:val="ru-RU"/>
         </w:rPr>
-        <w:t xml:space="preserve">Рисунок 1 - </w:t>
-      </w:r>
-      <w:r>
-        <w:rPr>
-          <w:rFonts w:hint="default" w:ascii="Times New Roman" w:hAnsi="Times New Roman" w:cs="Times New Roman"/>
-          <w:sz w:val="28"/>
-          <w:szCs w:val="28"/>
-          <w:lang w:val="ru-RU"/>
-        </w:rPr>
-        <w:t>ER-диаграмма базы данных</w:t>
+        <w:t>Рисунок 1 - ER-диаграмма базы данных</w:t>
       </w:r>
     </w:p>
     <w:p>
@@ -1400,6 +1393,7 @@
     <w:p>
       <w:pPr>
         <w:numPr>
+          <w:ilvl w:val="0"/>
           <w:numId w:val="0"/>
         </w:numPr>
         <w:jc w:val="both"/>
@@ -1459,6 +1453,7 @@
     <w:p>
       <w:pPr>
         <w:numPr>
+          <w:ilvl w:val="0"/>
           <w:numId w:val="0"/>
         </w:numPr>
         <w:jc w:val="both"/>
@@ -1473,6 +1468,7 @@
     <w:p>
       <w:pPr>
         <w:numPr>
+          <w:ilvl w:val="0"/>
           <w:numId w:val="0"/>
         </w:numPr>
         <w:jc w:val="center"/>
@@ -1490,21 +1486,13 @@
           <w:szCs w:val="28"/>
           <w:lang w:val="ru-RU"/>
         </w:rPr>
-        <w:t xml:space="preserve">Рисунок 2 - </w:t>
-      </w:r>
-      <w:r>
-        <w:rPr>
-          <w:rFonts w:hint="default" w:ascii="Times New Roman" w:hAnsi="Times New Roman" w:cs="Times New Roman"/>
-          <w:sz w:val="28"/>
-          <w:szCs w:val="28"/>
-          <w:lang w:val="ru-RU"/>
-        </w:rPr>
-        <w:t>Блок-схема алгоритма работы системы</w:t>
-      </w:r>
-    </w:p>
-    <w:p>
-      <w:pPr>
-        <w:numPr>
+        <w:t>Рисунок 2 - Блок-схема алгоритма работы системы</w:t>
+      </w:r>
+    </w:p>
+    <w:p>
+      <w:pPr>
+        <w:numPr>
+          <w:ilvl w:val="0"/>
           <w:numId w:val="0"/>
         </w:numPr>
         <w:jc w:val="center"/>
@@ -1519,6 +1507,7 @@
     <w:p>
       <w:pPr>
         <w:numPr>
+          <w:ilvl w:val="0"/>
           <w:numId w:val="0"/>
         </w:numPr>
         <w:jc w:val="center"/>
@@ -1558,6 +1547,7 @@
     <w:p>
       <w:pPr>
         <w:numPr>
+          <w:ilvl w:val="0"/>
           <w:numId w:val="0"/>
         </w:numPr>
         <w:jc w:val="both"/>
@@ -1581,6 +1571,7 @@
     <w:p>
       <w:pPr>
         <w:numPr>
+          <w:ilvl w:val="0"/>
           <w:numId w:val="0"/>
         </w:numPr>
         <w:jc w:val="both"/>
@@ -1604,6 +1595,7 @@
     <w:p>
       <w:pPr>
         <w:numPr>
+          <w:ilvl w:val="0"/>
           <w:numId w:val="0"/>
         </w:numPr>
         <w:jc w:val="both"/>
@@ -1627,6 +1619,7 @@
     <w:p>
       <w:pPr>
         <w:numPr>
+          <w:ilvl w:val="0"/>
           <w:numId w:val="0"/>
         </w:numPr>
         <w:jc w:val="both"/>
@@ -1650,20 +1643,22 @@
     <w:p>
       <w:pPr>
         <w:numPr>
-          <w:numId w:val="0"/>
-        </w:numPr>
-        <w:jc w:val="both"/>
-        <w:rPr>
-          <w:rFonts w:hint="default" w:ascii="Times New Roman" w:hAnsi="Times New Roman" w:cs="Times New Roman"/>
-          <w:sz w:val="28"/>
-          <w:szCs w:val="28"/>
-          <w:lang w:val="ru-RU"/>
-        </w:rPr>
-      </w:pPr>
-    </w:p>
-    <w:p>
-      <w:pPr>
-        <w:numPr>
+          <w:ilvl w:val="0"/>
+          <w:numId w:val="0"/>
+        </w:numPr>
+        <w:jc w:val="both"/>
+        <w:rPr>
+          <w:rFonts w:hint="default" w:ascii="Times New Roman" w:hAnsi="Times New Roman" w:cs="Times New Roman"/>
+          <w:sz w:val="28"/>
+          <w:szCs w:val="28"/>
+          <w:lang w:val="ru-RU"/>
+        </w:rPr>
+      </w:pPr>
+    </w:p>
+    <w:p>
+      <w:pPr>
+        <w:numPr>
+          <w:ilvl w:val="0"/>
           <w:numId w:val="0"/>
         </w:numPr>
         <w:jc w:val="both"/>
@@ -1687,6 +1682,7 @@
     <w:p>
       <w:pPr>
         <w:numPr>
+          <w:ilvl w:val="0"/>
           <w:numId w:val="0"/>
         </w:numPr>
         <w:jc w:val="both"/>
@@ -1710,6 +1706,7 @@
     <w:p>
       <w:pPr>
         <w:numPr>
+          <w:ilvl w:val="0"/>
           <w:numId w:val="0"/>
         </w:numPr>
         <w:jc w:val="both"/>
@@ -1733,20 +1730,22 @@
     <w:p>
       <w:pPr>
         <w:numPr>
-          <w:numId w:val="0"/>
-        </w:numPr>
-        <w:jc w:val="both"/>
-        <w:rPr>
-          <w:rFonts w:hint="default" w:ascii="Times New Roman" w:hAnsi="Times New Roman" w:cs="Times New Roman"/>
-          <w:sz w:val="28"/>
-          <w:szCs w:val="28"/>
-          <w:lang w:val="ru-RU"/>
-        </w:rPr>
-      </w:pPr>
-    </w:p>
-    <w:p>
-      <w:pPr>
-        <w:numPr>
+          <w:ilvl w:val="0"/>
+          <w:numId w:val="0"/>
+        </w:numPr>
+        <w:jc w:val="both"/>
+        <w:rPr>
+          <w:rFonts w:hint="default" w:ascii="Times New Roman" w:hAnsi="Times New Roman" w:cs="Times New Roman"/>
+          <w:sz w:val="28"/>
+          <w:szCs w:val="28"/>
+          <w:lang w:val="ru-RU"/>
+        </w:rPr>
+      </w:pPr>
+    </w:p>
+    <w:p>
+      <w:pPr>
+        <w:numPr>
+          <w:ilvl w:val="0"/>
           <w:numId w:val="0"/>
         </w:numPr>
         <w:jc w:val="both"/>
@@ -1770,6 +1769,7 @@
     <w:p>
       <w:pPr>
         <w:numPr>
+          <w:ilvl w:val="0"/>
           <w:numId w:val="0"/>
         </w:numPr>
         <w:jc w:val="both"/>
@@ -1793,6 +1793,7 @@
     <w:p>
       <w:pPr>
         <w:numPr>
+          <w:ilvl w:val="0"/>
           <w:numId w:val="0"/>
         </w:numPr>
         <w:jc w:val="both"/>
@@ -1816,20 +1817,22 @@
     <w:p>
       <w:pPr>
         <w:numPr>
-          <w:numId w:val="0"/>
-        </w:numPr>
-        <w:jc w:val="both"/>
-        <w:rPr>
-          <w:rFonts w:hint="default" w:ascii="Times New Roman" w:hAnsi="Times New Roman" w:cs="Times New Roman"/>
-          <w:sz w:val="28"/>
-          <w:szCs w:val="28"/>
-          <w:lang w:val="ru-RU"/>
-        </w:rPr>
-      </w:pPr>
-    </w:p>
-    <w:p>
-      <w:pPr>
-        <w:numPr>
+          <w:ilvl w:val="0"/>
+          <w:numId w:val="0"/>
+        </w:numPr>
+        <w:jc w:val="both"/>
+        <w:rPr>
+          <w:rFonts w:hint="default" w:ascii="Times New Roman" w:hAnsi="Times New Roman" w:cs="Times New Roman"/>
+          <w:sz w:val="28"/>
+          <w:szCs w:val="28"/>
+          <w:lang w:val="ru-RU"/>
+        </w:rPr>
+      </w:pPr>
+    </w:p>
+    <w:p>
+      <w:pPr>
+        <w:numPr>
+          <w:ilvl w:val="0"/>
           <w:numId w:val="0"/>
         </w:numPr>
         <w:jc w:val="both"/>
@@ -1853,6 +1856,7 @@
     <w:p>
       <w:pPr>
         <w:numPr>
+          <w:ilvl w:val="0"/>
           <w:numId w:val="0"/>
         </w:numPr>
         <w:jc w:val="both"/>
@@ -1876,6 +1880,7 @@
     <w:p>
       <w:pPr>
         <w:numPr>
+          <w:ilvl w:val="0"/>
           <w:numId w:val="0"/>
         </w:numPr>
         <w:jc w:val="both"/>
@@ -1899,6 +1904,7 @@
     <w:p>
       <w:pPr>
         <w:numPr>
+          <w:ilvl w:val="0"/>
           <w:numId w:val="0"/>
         </w:numPr>
         <w:jc w:val="both"/>
@@ -1922,6 +1928,7 @@
     <w:p>
       <w:pPr>
         <w:numPr>
+          <w:ilvl w:val="0"/>
           <w:numId w:val="0"/>
         </w:numPr>
         <w:jc w:val="both"/>
@@ -1945,20 +1952,22 @@
     <w:p>
       <w:pPr>
         <w:numPr>
-          <w:numId w:val="0"/>
-        </w:numPr>
-        <w:jc w:val="both"/>
-        <w:rPr>
-          <w:rFonts w:hint="default" w:ascii="Times New Roman" w:hAnsi="Times New Roman" w:cs="Times New Roman"/>
-          <w:sz w:val="28"/>
-          <w:szCs w:val="28"/>
-          <w:lang w:val="ru-RU"/>
-        </w:rPr>
-      </w:pPr>
-    </w:p>
-    <w:p>
-      <w:pPr>
-        <w:numPr>
+          <w:ilvl w:val="0"/>
+          <w:numId w:val="0"/>
+        </w:numPr>
+        <w:jc w:val="both"/>
+        <w:rPr>
+          <w:rFonts w:hint="default" w:ascii="Times New Roman" w:hAnsi="Times New Roman" w:cs="Times New Roman"/>
+          <w:sz w:val="28"/>
+          <w:szCs w:val="28"/>
+          <w:lang w:val="ru-RU"/>
+        </w:rPr>
+      </w:pPr>
+    </w:p>
+    <w:p>
+      <w:pPr>
+        <w:numPr>
+          <w:ilvl w:val="0"/>
           <w:numId w:val="0"/>
         </w:numPr>
         <w:jc w:val="both"/>
@@ -1982,6 +1991,7 @@
     <w:p>
       <w:pPr>
         <w:numPr>
+          <w:ilvl w:val="0"/>
           <w:numId w:val="0"/>
         </w:numPr>
         <w:jc w:val="both"/>
@@ -2005,6 +2015,7 @@
     <w:p>
       <w:pPr>
         <w:numPr>
+          <w:ilvl w:val="0"/>
           <w:numId w:val="0"/>
         </w:numPr>
         <w:jc w:val="both"/>
@@ -2028,6 +2039,7 @@
     <w:p>
       <w:pPr>
         <w:numPr>
+          <w:ilvl w:val="0"/>
           <w:numId w:val="0"/>
         </w:numPr>
         <w:jc w:val="both"/>
@@ -2051,6 +2063,7 @@
     <w:p>
       <w:pPr>
         <w:numPr>
+          <w:ilvl w:val="0"/>
           <w:numId w:val="0"/>
         </w:numPr>
         <w:jc w:val="both"/>
@@ -2074,6 +2087,7 @@
     <w:p>
       <w:pPr>
         <w:numPr>
+          <w:ilvl w:val="0"/>
           <w:numId w:val="0"/>
         </w:numPr>
         <w:jc w:val="both"/>
@@ -2097,6 +2111,7 @@
     <w:p>
       <w:pPr>
         <w:numPr>
+          <w:ilvl w:val="0"/>
           <w:numId w:val="0"/>
         </w:numPr>
         <w:jc w:val="both"/>
@@ -2120,6 +2135,7 @@
     <w:p>
       <w:pPr>
         <w:numPr>
+          <w:ilvl w:val="0"/>
           <w:numId w:val="0"/>
         </w:numPr>
         <w:jc w:val="both"/>
@@ -2143,34 +2159,37 @@
     <w:p>
       <w:pPr>
         <w:numPr>
-          <w:numId w:val="0"/>
-        </w:numPr>
-        <w:jc w:val="both"/>
-        <w:rPr>
-          <w:rFonts w:hint="default" w:ascii="Times New Roman" w:hAnsi="Times New Roman" w:cs="Times New Roman"/>
-          <w:sz w:val="28"/>
-          <w:szCs w:val="28"/>
-          <w:lang w:val="ru-RU"/>
-        </w:rPr>
-      </w:pPr>
-    </w:p>
-    <w:p>
-      <w:pPr>
-        <w:numPr>
-          <w:numId w:val="0"/>
-        </w:numPr>
-        <w:jc w:val="both"/>
-        <w:rPr>
-          <w:rFonts w:hint="default" w:ascii="Times New Roman" w:hAnsi="Times New Roman" w:cs="Times New Roman"/>
-          <w:sz w:val="28"/>
-          <w:szCs w:val="28"/>
-          <w:lang w:val="ru-RU"/>
-        </w:rPr>
-      </w:pPr>
-    </w:p>
-    <w:p>
-      <w:pPr>
-        <w:numPr>
+          <w:ilvl w:val="0"/>
+          <w:numId w:val="0"/>
+        </w:numPr>
+        <w:jc w:val="both"/>
+        <w:rPr>
+          <w:rFonts w:hint="default" w:ascii="Times New Roman" w:hAnsi="Times New Roman" w:cs="Times New Roman"/>
+          <w:sz w:val="28"/>
+          <w:szCs w:val="28"/>
+          <w:lang w:val="ru-RU"/>
+        </w:rPr>
+      </w:pPr>
+    </w:p>
+    <w:p>
+      <w:pPr>
+        <w:numPr>
+          <w:ilvl w:val="0"/>
+          <w:numId w:val="0"/>
+        </w:numPr>
+        <w:jc w:val="both"/>
+        <w:rPr>
+          <w:rFonts w:hint="default" w:ascii="Times New Roman" w:hAnsi="Times New Roman" w:cs="Times New Roman"/>
+          <w:sz w:val="28"/>
+          <w:szCs w:val="28"/>
+          <w:lang w:val="ru-RU"/>
+        </w:rPr>
+      </w:pPr>
+    </w:p>
+    <w:p>
+      <w:pPr>
+        <w:numPr>
+          <w:ilvl w:val="0"/>
           <w:numId w:val="0"/>
         </w:numPr>
         <w:jc w:val="both"/>
@@ -2194,6 +2213,7 @@
     <w:p>
       <w:pPr>
         <w:numPr>
+          <w:ilvl w:val="0"/>
           <w:numId w:val="0"/>
         </w:numPr>
         <w:jc w:val="both"/>
@@ -2217,6 +2237,7 @@
     <w:p>
       <w:pPr>
         <w:numPr>
+          <w:ilvl w:val="0"/>
           <w:numId w:val="0"/>
         </w:numPr>
         <w:jc w:val="both"/>
@@ -2240,6 +2261,7 @@
     <w:p>
       <w:pPr>
         <w:numPr>
+          <w:ilvl w:val="0"/>
           <w:numId w:val="0"/>
         </w:numPr>
         <w:jc w:val="both"/>
@@ -2263,6 +2285,7 @@
     <w:p>
       <w:pPr>
         <w:numPr>
+          <w:ilvl w:val="0"/>
           <w:numId w:val="0"/>
         </w:numPr>
         <w:jc w:val="both"/>
@@ -2286,6 +2309,7 @@
     <w:p>
       <w:pPr>
         <w:numPr>
+          <w:ilvl w:val="0"/>
           <w:numId w:val="0"/>
         </w:numPr>
         <w:jc w:val="both"/>
@@ -2309,6 +2333,7 @@
     <w:p>
       <w:pPr>
         <w:numPr>
+          <w:ilvl w:val="0"/>
           <w:numId w:val="0"/>
         </w:numPr>
         <w:jc w:val="both"/>
@@ -2332,6 +2357,7 @@
     <w:p>
       <w:pPr>
         <w:numPr>
+          <w:ilvl w:val="0"/>
           <w:numId w:val="0"/>
         </w:numPr>
         <w:jc w:val="both"/>
@@ -2355,6 +2381,7 @@
     <w:p>
       <w:pPr>
         <w:numPr>
+          <w:ilvl w:val="0"/>
           <w:numId w:val="0"/>
         </w:numPr>
         <w:jc w:val="both"/>
@@ -2378,6 +2405,7 @@
     <w:p>
       <w:pPr>
         <w:numPr>
+          <w:ilvl w:val="0"/>
           <w:numId w:val="0"/>
         </w:numPr>
         <w:jc w:val="both"/>
@@ -2401,6 +2429,7 @@
     <w:p>
       <w:pPr>
         <w:numPr>
+          <w:ilvl w:val="0"/>
           <w:numId w:val="0"/>
         </w:numPr>
         <w:jc w:val="both"/>
@@ -2424,6 +2453,7 @@
     <w:p>
       <w:pPr>
         <w:numPr>
+          <w:ilvl w:val="0"/>
           <w:numId w:val="0"/>
         </w:numPr>
         <w:jc w:val="both"/>
@@ -2447,6 +2477,7 @@
     <w:p>
       <w:pPr>
         <w:numPr>
+          <w:ilvl w:val="0"/>
           <w:numId w:val="0"/>
         </w:numPr>
         <w:jc w:val="both"/>
@@ -2470,6 +2501,7 @@
     <w:p>
       <w:pPr>
         <w:numPr>
+          <w:ilvl w:val="0"/>
           <w:numId w:val="0"/>
         </w:numPr>
         <w:jc w:val="both"/>
@@ -2493,6 +2525,7 @@
     <w:p>
       <w:pPr>
         <w:numPr>
+          <w:ilvl w:val="0"/>
           <w:numId w:val="0"/>
         </w:numPr>
         <w:jc w:val="both"/>
@@ -2516,6 +2549,7 @@
     <w:p>
       <w:pPr>
         <w:numPr>
+          <w:ilvl w:val="0"/>
           <w:numId w:val="0"/>
         </w:numPr>
         <w:jc w:val="both"/>
@@ -2539,6 +2573,7 @@
     <w:p>
       <w:pPr>
         <w:numPr>
+          <w:ilvl w:val="0"/>
           <w:numId w:val="0"/>
         </w:numPr>
         <w:jc w:val="both"/>
@@ -2562,34 +2597,37 @@
     <w:p>
       <w:pPr>
         <w:numPr>
-          <w:numId w:val="0"/>
-        </w:numPr>
-        <w:jc w:val="both"/>
-        <w:rPr>
-          <w:rFonts w:hint="default" w:ascii="Times New Roman" w:hAnsi="Times New Roman" w:cs="Times New Roman"/>
-          <w:sz w:val="28"/>
-          <w:szCs w:val="28"/>
-          <w:lang w:val="ru-RU"/>
-        </w:rPr>
-      </w:pPr>
-    </w:p>
-    <w:p>
-      <w:pPr>
-        <w:numPr>
-          <w:numId w:val="0"/>
-        </w:numPr>
-        <w:jc w:val="both"/>
-        <w:rPr>
-          <w:rFonts w:hint="default" w:ascii="Times New Roman" w:hAnsi="Times New Roman" w:cs="Times New Roman"/>
-          <w:sz w:val="28"/>
-          <w:szCs w:val="28"/>
-          <w:lang w:val="ru-RU"/>
-        </w:rPr>
-      </w:pPr>
-    </w:p>
-    <w:p>
-      <w:pPr>
-        <w:numPr>
+          <w:ilvl w:val="0"/>
+          <w:numId w:val="0"/>
+        </w:numPr>
+        <w:jc w:val="both"/>
+        <w:rPr>
+          <w:rFonts w:hint="default" w:ascii="Times New Roman" w:hAnsi="Times New Roman" w:cs="Times New Roman"/>
+          <w:sz w:val="28"/>
+          <w:szCs w:val="28"/>
+          <w:lang w:val="ru-RU"/>
+        </w:rPr>
+      </w:pPr>
+    </w:p>
+    <w:p>
+      <w:pPr>
+        <w:numPr>
+          <w:ilvl w:val="0"/>
+          <w:numId w:val="0"/>
+        </w:numPr>
+        <w:jc w:val="both"/>
+        <w:rPr>
+          <w:rFonts w:hint="default" w:ascii="Times New Roman" w:hAnsi="Times New Roman" w:cs="Times New Roman"/>
+          <w:sz w:val="28"/>
+          <w:szCs w:val="28"/>
+          <w:lang w:val="ru-RU"/>
+        </w:rPr>
+      </w:pPr>
+    </w:p>
+    <w:p>
+      <w:pPr>
+        <w:numPr>
+          <w:ilvl w:val="0"/>
           <w:numId w:val="0"/>
         </w:numPr>
         <w:jc w:val="both"/>
@@ -2613,6 +2651,7 @@
     <w:p>
       <w:pPr>
         <w:numPr>
+          <w:ilvl w:val="0"/>
           <w:numId w:val="0"/>
         </w:numPr>
         <w:jc w:val="both"/>
@@ -2636,6 +2675,7 @@
     <w:p>
       <w:pPr>
         <w:numPr>
+          <w:ilvl w:val="0"/>
           <w:numId w:val="0"/>
         </w:numPr>
         <w:jc w:val="both"/>
@@ -2659,6 +2699,7 @@
     <w:p>
       <w:pPr>
         <w:numPr>
+          <w:ilvl w:val="0"/>
           <w:numId w:val="0"/>
         </w:numPr>
         <w:jc w:val="both"/>
@@ -2682,6 +2723,7 @@
     <w:p>
       <w:pPr>
         <w:numPr>
+          <w:ilvl w:val="0"/>
           <w:numId w:val="0"/>
         </w:numPr>
         <w:jc w:val="both"/>
@@ -2705,6 +2747,7 @@
     <w:p>
       <w:pPr>
         <w:numPr>
+          <w:ilvl w:val="0"/>
           <w:numId w:val="0"/>
         </w:numPr>
         <w:jc w:val="both"/>
@@ -2728,6 +2771,7 @@
     <w:p>
       <w:pPr>
         <w:numPr>
+          <w:ilvl w:val="0"/>
           <w:numId w:val="0"/>
         </w:numPr>
         <w:jc w:val="both"/>
@@ -2751,6 +2795,7 @@
     <w:p>
       <w:pPr>
         <w:numPr>
+          <w:ilvl w:val="0"/>
           <w:numId w:val="0"/>
         </w:numPr>
         <w:jc w:val="both"/>
@@ -2774,34 +2819,37 @@
     <w:p>
       <w:pPr>
         <w:numPr>
-          <w:numId w:val="0"/>
-        </w:numPr>
-        <w:jc w:val="both"/>
-        <w:rPr>
-          <w:rFonts w:hint="default" w:ascii="Times New Roman" w:hAnsi="Times New Roman" w:cs="Times New Roman"/>
-          <w:sz w:val="28"/>
-          <w:szCs w:val="28"/>
-          <w:lang w:val="ru-RU"/>
-        </w:rPr>
-      </w:pPr>
-    </w:p>
-    <w:p>
-      <w:pPr>
-        <w:numPr>
-          <w:numId w:val="0"/>
-        </w:numPr>
-        <w:jc w:val="both"/>
-        <w:rPr>
-          <w:rFonts w:hint="default" w:ascii="Times New Roman" w:hAnsi="Times New Roman" w:cs="Times New Roman"/>
-          <w:sz w:val="28"/>
-          <w:szCs w:val="28"/>
-          <w:lang w:val="ru-RU"/>
-        </w:rPr>
-      </w:pPr>
-    </w:p>
-    <w:p>
-      <w:pPr>
-        <w:numPr>
+          <w:ilvl w:val="0"/>
+          <w:numId w:val="0"/>
+        </w:numPr>
+        <w:jc w:val="both"/>
+        <w:rPr>
+          <w:rFonts w:hint="default" w:ascii="Times New Roman" w:hAnsi="Times New Roman" w:cs="Times New Roman"/>
+          <w:sz w:val="28"/>
+          <w:szCs w:val="28"/>
+          <w:lang w:val="ru-RU"/>
+        </w:rPr>
+      </w:pPr>
+    </w:p>
+    <w:p>
+      <w:pPr>
+        <w:numPr>
+          <w:ilvl w:val="0"/>
+          <w:numId w:val="0"/>
+        </w:numPr>
+        <w:jc w:val="both"/>
+        <w:rPr>
+          <w:rFonts w:hint="default" w:ascii="Times New Roman" w:hAnsi="Times New Roman" w:cs="Times New Roman"/>
+          <w:sz w:val="28"/>
+          <w:szCs w:val="28"/>
+          <w:lang w:val="ru-RU"/>
+        </w:rPr>
+      </w:pPr>
+    </w:p>
+    <w:p>
+      <w:pPr>
+        <w:numPr>
+          <w:ilvl w:val="0"/>
           <w:numId w:val="0"/>
         </w:numPr>
         <w:jc w:val="both"/>
@@ -2825,6 +2873,7 @@
     <w:p>
       <w:pPr>
         <w:numPr>
+          <w:ilvl w:val="0"/>
           <w:numId w:val="0"/>
         </w:numPr>
         <w:jc w:val="both"/>
@@ -2848,6 +2897,7 @@
     <w:p>
       <w:pPr>
         <w:numPr>
+          <w:ilvl w:val="0"/>
           <w:numId w:val="0"/>
         </w:numPr>
         <w:jc w:val="both"/>
@@ -2871,6 +2921,7 @@
     <w:p>
       <w:pPr>
         <w:numPr>
+          <w:ilvl w:val="0"/>
           <w:numId w:val="0"/>
         </w:numPr>
         <w:jc w:val="both"/>
@@ -2894,6 +2945,7 @@
     <w:p>
       <w:pPr>
         <w:numPr>
+          <w:ilvl w:val="0"/>
           <w:numId w:val="0"/>
         </w:numPr>
         <w:jc w:val="both"/>
@@ -2917,6 +2969,7 @@
     <w:p>
       <w:pPr>
         <w:numPr>
+          <w:ilvl w:val="0"/>
           <w:numId w:val="0"/>
         </w:numPr>
         <w:jc w:val="both"/>
@@ -2940,6 +2993,7 @@
     <w:p>
       <w:pPr>
         <w:numPr>
+          <w:ilvl w:val="0"/>
           <w:numId w:val="0"/>
         </w:numPr>
         <w:jc w:val="both"/>
@@ -2963,6 +3017,7 @@
     <w:p>
       <w:pPr>
         <w:numPr>
+          <w:ilvl w:val="0"/>
           <w:numId w:val="0"/>
         </w:numPr>
         <w:jc w:val="both"/>
@@ -2986,34 +3041,37 @@
     <w:p>
       <w:pPr>
         <w:numPr>
-          <w:numId w:val="0"/>
-        </w:numPr>
-        <w:jc w:val="both"/>
-        <w:rPr>
-          <w:rFonts w:hint="default" w:ascii="Times New Roman" w:hAnsi="Times New Roman" w:cs="Times New Roman"/>
-          <w:sz w:val="28"/>
-          <w:szCs w:val="28"/>
-          <w:lang w:val="ru-RU"/>
-        </w:rPr>
-      </w:pPr>
-    </w:p>
-    <w:p>
-      <w:pPr>
-        <w:numPr>
-          <w:numId w:val="0"/>
-        </w:numPr>
-        <w:jc w:val="both"/>
-        <w:rPr>
-          <w:rFonts w:hint="default" w:ascii="Times New Roman" w:hAnsi="Times New Roman" w:cs="Times New Roman"/>
-          <w:sz w:val="28"/>
-          <w:szCs w:val="28"/>
-          <w:lang w:val="ru-RU"/>
-        </w:rPr>
-      </w:pPr>
-    </w:p>
-    <w:p>
-      <w:pPr>
-        <w:numPr>
+          <w:ilvl w:val="0"/>
+          <w:numId w:val="0"/>
+        </w:numPr>
+        <w:jc w:val="both"/>
+        <w:rPr>
+          <w:rFonts w:hint="default" w:ascii="Times New Roman" w:hAnsi="Times New Roman" w:cs="Times New Roman"/>
+          <w:sz w:val="28"/>
+          <w:szCs w:val="28"/>
+          <w:lang w:val="ru-RU"/>
+        </w:rPr>
+      </w:pPr>
+    </w:p>
+    <w:p>
+      <w:pPr>
+        <w:numPr>
+          <w:ilvl w:val="0"/>
+          <w:numId w:val="0"/>
+        </w:numPr>
+        <w:jc w:val="both"/>
+        <w:rPr>
+          <w:rFonts w:hint="default" w:ascii="Times New Roman" w:hAnsi="Times New Roman" w:cs="Times New Roman"/>
+          <w:sz w:val="28"/>
+          <w:szCs w:val="28"/>
+          <w:lang w:val="ru-RU"/>
+        </w:rPr>
+      </w:pPr>
+    </w:p>
+    <w:p>
+      <w:pPr>
+        <w:numPr>
+          <w:ilvl w:val="0"/>
           <w:numId w:val="0"/>
         </w:numPr>
         <w:jc w:val="both"/>
@@ -3037,6 +3095,7 @@
     <w:p>
       <w:pPr>
         <w:numPr>
+          <w:ilvl w:val="0"/>
           <w:numId w:val="0"/>
         </w:numPr>
         <w:jc w:val="both"/>
@@ -3060,6 +3119,7 @@
     <w:p>
       <w:pPr>
         <w:numPr>
+          <w:ilvl w:val="0"/>
           <w:numId w:val="0"/>
         </w:numPr>
         <w:jc w:val="both"/>
@@ -3083,6 +3143,7 @@
     <w:p>
       <w:pPr>
         <w:numPr>
+          <w:ilvl w:val="0"/>
           <w:numId w:val="0"/>
         </w:numPr>
         <w:jc w:val="both"/>
@@ -3106,6 +3167,7 @@
     <w:p>
       <w:pPr>
         <w:numPr>
+          <w:ilvl w:val="0"/>
           <w:numId w:val="0"/>
         </w:numPr>
         <w:jc w:val="both"/>
@@ -3129,6 +3191,7 @@
     <w:p>
       <w:pPr>
         <w:numPr>
+          <w:ilvl w:val="0"/>
           <w:numId w:val="0"/>
         </w:numPr>
         <w:jc w:val="both"/>
@@ -3152,6 +3215,7 @@
     <w:p>
       <w:pPr>
         <w:numPr>
+          <w:ilvl w:val="0"/>
           <w:numId w:val="0"/>
         </w:numPr>
         <w:jc w:val="both"/>
@@ -3175,6 +3239,7 @@
     <w:p>
       <w:pPr>
         <w:numPr>
+          <w:ilvl w:val="0"/>
           <w:numId w:val="0"/>
         </w:numPr>
         <w:jc w:val="both"/>
@@ -3198,34 +3263,37 @@
     <w:p>
       <w:pPr>
         <w:numPr>
-          <w:numId w:val="0"/>
-        </w:numPr>
-        <w:jc w:val="both"/>
-        <w:rPr>
-          <w:rFonts w:hint="default" w:ascii="Times New Roman" w:hAnsi="Times New Roman" w:cs="Times New Roman"/>
-          <w:sz w:val="28"/>
-          <w:szCs w:val="28"/>
-          <w:lang w:val="ru-RU"/>
-        </w:rPr>
-      </w:pPr>
-    </w:p>
-    <w:p>
-      <w:pPr>
-        <w:numPr>
-          <w:numId w:val="0"/>
-        </w:numPr>
-        <w:jc w:val="both"/>
-        <w:rPr>
-          <w:rFonts w:hint="default" w:ascii="Times New Roman" w:hAnsi="Times New Roman" w:cs="Times New Roman"/>
-          <w:sz w:val="28"/>
-          <w:szCs w:val="28"/>
-          <w:lang w:val="ru-RU"/>
-        </w:rPr>
-      </w:pPr>
-    </w:p>
-    <w:p>
-      <w:pPr>
-        <w:numPr>
+          <w:ilvl w:val="0"/>
+          <w:numId w:val="0"/>
+        </w:numPr>
+        <w:jc w:val="both"/>
+        <w:rPr>
+          <w:rFonts w:hint="default" w:ascii="Times New Roman" w:hAnsi="Times New Roman" w:cs="Times New Roman"/>
+          <w:sz w:val="28"/>
+          <w:szCs w:val="28"/>
+          <w:lang w:val="ru-RU"/>
+        </w:rPr>
+      </w:pPr>
+    </w:p>
+    <w:p>
+      <w:pPr>
+        <w:numPr>
+          <w:ilvl w:val="0"/>
+          <w:numId w:val="0"/>
+        </w:numPr>
+        <w:jc w:val="both"/>
+        <w:rPr>
+          <w:rFonts w:hint="default" w:ascii="Times New Roman" w:hAnsi="Times New Roman" w:cs="Times New Roman"/>
+          <w:sz w:val="28"/>
+          <w:szCs w:val="28"/>
+          <w:lang w:val="ru-RU"/>
+        </w:rPr>
+      </w:pPr>
+    </w:p>
+    <w:p>
+      <w:pPr>
+        <w:numPr>
+          <w:ilvl w:val="0"/>
           <w:numId w:val="0"/>
         </w:numPr>
         <w:jc w:val="both"/>
@@ -3249,6 +3317,7 @@
     <w:p>
       <w:pPr>
         <w:numPr>
+          <w:ilvl w:val="0"/>
           <w:numId w:val="0"/>
         </w:numPr>
         <w:jc w:val="both"/>
@@ -3272,6 +3341,7 @@
     <w:p>
       <w:pPr>
         <w:numPr>
+          <w:ilvl w:val="0"/>
           <w:numId w:val="0"/>
         </w:numPr>
         <w:jc w:val="both"/>
@@ -3295,6 +3365,7 @@
     <w:p>
       <w:pPr>
         <w:numPr>
+          <w:ilvl w:val="0"/>
           <w:numId w:val="0"/>
         </w:numPr>
         <w:jc w:val="both"/>
@@ -3318,6 +3389,7 @@
     <w:p>
       <w:pPr>
         <w:numPr>
+          <w:ilvl w:val="0"/>
           <w:numId w:val="0"/>
         </w:numPr>
         <w:jc w:val="both"/>
@@ -3341,6 +3413,7 @@
     <w:p>
       <w:pPr>
         <w:numPr>
+          <w:ilvl w:val="0"/>
           <w:numId w:val="0"/>
         </w:numPr>
         <w:jc w:val="both"/>
@@ -3364,6 +3437,7 @@
     <w:p>
       <w:pPr>
         <w:numPr>
+          <w:ilvl w:val="0"/>
           <w:numId w:val="0"/>
         </w:numPr>
         <w:jc w:val="both"/>
@@ -3387,6 +3461,7 @@
     <w:p>
       <w:pPr>
         <w:numPr>
+          <w:ilvl w:val="0"/>
           <w:numId w:val="0"/>
         </w:numPr>
         <w:jc w:val="both"/>
@@ -3410,6 +3485,7 @@
     <w:p>
       <w:pPr>
         <w:numPr>
+          <w:ilvl w:val="0"/>
           <w:numId w:val="0"/>
         </w:numPr>
         <w:jc w:val="both"/>
@@ -3433,6 +3509,7 @@
     <w:p>
       <w:pPr>
         <w:numPr>
+          <w:ilvl w:val="0"/>
           <w:numId w:val="0"/>
         </w:numPr>
         <w:jc w:val="both"/>
@@ -3456,6 +3533,7 @@
     <w:p>
       <w:pPr>
         <w:numPr>
+          <w:ilvl w:val="0"/>
           <w:numId w:val="0"/>
         </w:numPr>
         <w:jc w:val="both"/>
@@ -3479,6 +3557,7 @@
     <w:p>
       <w:pPr>
         <w:numPr>
+          <w:ilvl w:val="0"/>
           <w:numId w:val="0"/>
         </w:numPr>
         <w:jc w:val="both"/>
@@ -3502,6 +3581,7 @@
     <w:p>
       <w:pPr>
         <w:numPr>
+          <w:ilvl w:val="0"/>
           <w:numId w:val="0"/>
         </w:numPr>
         <w:jc w:val="both"/>
@@ -3525,6 +3605,7 @@
     <w:p>
       <w:pPr>
         <w:numPr>
+          <w:ilvl w:val="0"/>
           <w:numId w:val="0"/>
         </w:numPr>
         <w:jc w:val="both"/>
@@ -3548,6 +3629,7 @@
     <w:p>
       <w:pPr>
         <w:numPr>
+          <w:ilvl w:val="0"/>
           <w:numId w:val="0"/>
         </w:numPr>
         <w:jc w:val="both"/>
@@ -3571,6 +3653,7 @@
     <w:p>
       <w:pPr>
         <w:numPr>
+          <w:ilvl w:val="0"/>
           <w:numId w:val="0"/>
         </w:numPr>
         <w:jc w:val="both"/>
@@ -3594,6 +3677,7 @@
     <w:p>
       <w:pPr>
         <w:numPr>
+          <w:ilvl w:val="0"/>
           <w:numId w:val="0"/>
         </w:numPr>
         <w:jc w:val="both"/>
@@ -3617,6 +3701,7 @@
     <w:p>
       <w:pPr>
         <w:numPr>
+          <w:ilvl w:val="0"/>
           <w:numId w:val="0"/>
         </w:numPr>
         <w:jc w:val="both"/>
@@ -3640,6 +3725,7 @@
     <w:p>
       <w:pPr>
         <w:numPr>
+          <w:ilvl w:val="0"/>
           <w:numId w:val="0"/>
         </w:numPr>
         <w:jc w:val="both"/>
@@ -3663,6 +3749,7 @@
     <w:p>
       <w:pPr>
         <w:numPr>
+          <w:ilvl w:val="0"/>
           <w:numId w:val="0"/>
         </w:numPr>
         <w:jc w:val="both"/>
@@ -3686,6 +3773,7 @@
     <w:p>
       <w:pPr>
         <w:numPr>
+          <w:ilvl w:val="0"/>
           <w:numId w:val="0"/>
         </w:numPr>
         <w:jc w:val="both"/>
@@ -3709,6 +3797,7 @@
     <w:p>
       <w:pPr>
         <w:numPr>
+          <w:ilvl w:val="0"/>
           <w:numId w:val="0"/>
         </w:numPr>
         <w:jc w:val="both"/>
@@ -3732,6 +3821,7 @@
     <w:p>
       <w:pPr>
         <w:numPr>
+          <w:ilvl w:val="0"/>
           <w:numId w:val="0"/>
         </w:numPr>
         <w:jc w:val="both"/>
@@ -3755,6 +3845,7 @@
     <w:p>
       <w:pPr>
         <w:numPr>
+          <w:ilvl w:val="0"/>
           <w:numId w:val="0"/>
         </w:numPr>
         <w:jc w:val="both"/>
@@ -3778,6 +3869,7 @@
     <w:p>
       <w:pPr>
         <w:numPr>
+          <w:ilvl w:val="0"/>
           <w:numId w:val="0"/>
         </w:numPr>
         <w:jc w:val="both"/>
@@ -3801,6 +3893,7 @@
     <w:p>
       <w:pPr>
         <w:numPr>
+          <w:ilvl w:val="0"/>
           <w:numId w:val="0"/>
         </w:numPr>
         <w:jc w:val="both"/>
@@ -3824,6 +3917,7 @@
     <w:p>
       <w:pPr>
         <w:numPr>
+          <w:ilvl w:val="0"/>
           <w:numId w:val="0"/>
         </w:numPr>
         <w:jc w:val="both"/>
@@ -3847,6 +3941,7 @@
     <w:p>
       <w:pPr>
         <w:numPr>
+          <w:ilvl w:val="0"/>
           <w:numId w:val="0"/>
         </w:numPr>
         <w:jc w:val="both"/>
@@ -3870,6 +3965,7 @@
     <w:p>
       <w:pPr>
         <w:numPr>
+          <w:ilvl w:val="0"/>
           <w:numId w:val="0"/>
         </w:numPr>
         <w:jc w:val="both"/>
@@ -3893,6 +3989,7 @@
     <w:p>
       <w:pPr>
         <w:numPr>
+          <w:ilvl w:val="0"/>
           <w:numId w:val="0"/>
         </w:numPr>
         <w:jc w:val="both"/>
@@ -3916,6 +4013,7 @@
     <w:p>
       <w:pPr>
         <w:numPr>
+          <w:ilvl w:val="0"/>
           <w:numId w:val="0"/>
         </w:numPr>
         <w:jc w:val="both"/>
@@ -3939,6 +4037,7 @@
     <w:p>
       <w:pPr>
         <w:numPr>
+          <w:ilvl w:val="0"/>
           <w:numId w:val="0"/>
         </w:numPr>
         <w:jc w:val="both"/>
@@ -3962,6 +4061,7 @@
     <w:p>
       <w:pPr>
         <w:numPr>
+          <w:ilvl w:val="0"/>
           <w:numId w:val="0"/>
         </w:numPr>
         <w:jc w:val="both"/>
@@ -3985,6 +4085,7 @@
     <w:p>
       <w:pPr>
         <w:numPr>
+          <w:ilvl w:val="0"/>
           <w:numId w:val="0"/>
         </w:numPr>
         <w:jc w:val="both"/>
@@ -4008,6 +4109,7 @@
     <w:p>
       <w:pPr>
         <w:numPr>
+          <w:ilvl w:val="0"/>
           <w:numId w:val="0"/>
         </w:numPr>
         <w:jc w:val="both"/>
@@ -4031,6 +4133,7 @@
     <w:p>
       <w:pPr>
         <w:numPr>
+          <w:ilvl w:val="0"/>
           <w:numId w:val="0"/>
         </w:numPr>
         <w:jc w:val="both"/>
@@ -4054,6 +4157,7 @@
     <w:p>
       <w:pPr>
         <w:numPr>
+          <w:ilvl w:val="0"/>
           <w:numId w:val="0"/>
         </w:numPr>
         <w:jc w:val="both"/>
@@ -4077,34 +4181,37 @@
     <w:p>
       <w:pPr>
         <w:numPr>
-          <w:numId w:val="0"/>
-        </w:numPr>
-        <w:jc w:val="both"/>
-        <w:rPr>
-          <w:rFonts w:hint="default" w:ascii="Times New Roman" w:hAnsi="Times New Roman" w:cs="Times New Roman"/>
-          <w:sz w:val="28"/>
-          <w:szCs w:val="28"/>
-          <w:lang w:val="ru-RU"/>
-        </w:rPr>
-      </w:pPr>
-    </w:p>
-    <w:p>
-      <w:pPr>
-        <w:numPr>
-          <w:numId w:val="0"/>
-        </w:numPr>
-        <w:jc w:val="both"/>
-        <w:rPr>
-          <w:rFonts w:hint="default" w:ascii="Times New Roman" w:hAnsi="Times New Roman" w:cs="Times New Roman"/>
-          <w:sz w:val="28"/>
-          <w:szCs w:val="28"/>
-          <w:lang w:val="ru-RU"/>
-        </w:rPr>
-      </w:pPr>
-    </w:p>
-    <w:p>
-      <w:pPr>
-        <w:numPr>
+          <w:ilvl w:val="0"/>
+          <w:numId w:val="0"/>
+        </w:numPr>
+        <w:jc w:val="both"/>
+        <w:rPr>
+          <w:rFonts w:hint="default" w:ascii="Times New Roman" w:hAnsi="Times New Roman" w:cs="Times New Roman"/>
+          <w:sz w:val="28"/>
+          <w:szCs w:val="28"/>
+          <w:lang w:val="ru-RU"/>
+        </w:rPr>
+      </w:pPr>
+    </w:p>
+    <w:p>
+      <w:pPr>
+        <w:numPr>
+          <w:ilvl w:val="0"/>
+          <w:numId w:val="0"/>
+        </w:numPr>
+        <w:jc w:val="both"/>
+        <w:rPr>
+          <w:rFonts w:hint="default" w:ascii="Times New Roman" w:hAnsi="Times New Roman" w:cs="Times New Roman"/>
+          <w:sz w:val="28"/>
+          <w:szCs w:val="28"/>
+          <w:lang w:val="ru-RU"/>
+        </w:rPr>
+      </w:pPr>
+    </w:p>
+    <w:p>
+      <w:pPr>
+        <w:numPr>
+          <w:ilvl w:val="0"/>
           <w:numId w:val="0"/>
         </w:numPr>
         <w:jc w:val="both"/>
@@ -4128,6 +4235,7 @@
     <w:p>
       <w:pPr>
         <w:numPr>
+          <w:ilvl w:val="0"/>
           <w:numId w:val="0"/>
         </w:numPr>
         <w:jc w:val="both"/>
@@ -4151,6 +4259,7 @@
     <w:p>
       <w:pPr>
         <w:numPr>
+          <w:ilvl w:val="0"/>
           <w:numId w:val="0"/>
         </w:numPr>
         <w:jc w:val="both"/>
@@ -4174,6 +4283,7 @@
     <w:p>
       <w:pPr>
         <w:numPr>
+          <w:ilvl w:val="0"/>
           <w:numId w:val="0"/>
         </w:numPr>
         <w:jc w:val="both"/>
@@ -4197,6 +4307,7 @@
     <w:p>
       <w:pPr>
         <w:numPr>
+          <w:ilvl w:val="0"/>
           <w:numId w:val="0"/>
         </w:numPr>
         <w:jc w:val="both"/>
@@ -4220,6 +4331,7 @@
     <w:p>
       <w:pPr>
         <w:numPr>
+          <w:ilvl w:val="0"/>
           <w:numId w:val="0"/>
         </w:numPr>
         <w:jc w:val="both"/>
@@ -4243,6 +4355,7 @@
     <w:p>
       <w:pPr>
         <w:numPr>
+          <w:ilvl w:val="0"/>
           <w:numId w:val="0"/>
         </w:numPr>
         <w:jc w:val="both"/>
@@ -4266,6 +4379,7 @@
     <w:p>
       <w:pPr>
         <w:numPr>
+          <w:ilvl w:val="0"/>
           <w:numId w:val="0"/>
         </w:numPr>
         <w:jc w:val="both"/>
@@ -4289,34 +4403,37 @@
     <w:p>
       <w:pPr>
         <w:numPr>
-          <w:numId w:val="0"/>
-        </w:numPr>
-        <w:jc w:val="both"/>
-        <w:rPr>
-          <w:rFonts w:hint="default" w:ascii="Times New Roman" w:hAnsi="Times New Roman" w:cs="Times New Roman"/>
-          <w:sz w:val="28"/>
-          <w:szCs w:val="28"/>
-          <w:lang w:val="ru-RU"/>
-        </w:rPr>
-      </w:pPr>
-    </w:p>
-    <w:p>
-      <w:pPr>
-        <w:numPr>
-          <w:numId w:val="0"/>
-        </w:numPr>
-        <w:jc w:val="both"/>
-        <w:rPr>
-          <w:rFonts w:hint="default" w:ascii="Times New Roman" w:hAnsi="Times New Roman" w:cs="Times New Roman"/>
-          <w:sz w:val="28"/>
-          <w:szCs w:val="28"/>
-          <w:lang w:val="ru-RU"/>
-        </w:rPr>
-      </w:pPr>
-    </w:p>
-    <w:p>
-      <w:pPr>
-        <w:numPr>
+          <w:ilvl w:val="0"/>
+          <w:numId w:val="0"/>
+        </w:numPr>
+        <w:jc w:val="both"/>
+        <w:rPr>
+          <w:rFonts w:hint="default" w:ascii="Times New Roman" w:hAnsi="Times New Roman" w:cs="Times New Roman"/>
+          <w:sz w:val="28"/>
+          <w:szCs w:val="28"/>
+          <w:lang w:val="ru-RU"/>
+        </w:rPr>
+      </w:pPr>
+    </w:p>
+    <w:p>
+      <w:pPr>
+        <w:numPr>
+          <w:ilvl w:val="0"/>
+          <w:numId w:val="0"/>
+        </w:numPr>
+        <w:jc w:val="both"/>
+        <w:rPr>
+          <w:rFonts w:hint="default" w:ascii="Times New Roman" w:hAnsi="Times New Roman" w:cs="Times New Roman"/>
+          <w:sz w:val="28"/>
+          <w:szCs w:val="28"/>
+          <w:lang w:val="ru-RU"/>
+        </w:rPr>
+      </w:pPr>
+    </w:p>
+    <w:p>
+      <w:pPr>
+        <w:numPr>
+          <w:ilvl w:val="0"/>
           <w:numId w:val="0"/>
         </w:numPr>
         <w:jc w:val="both"/>
@@ -4340,6 +4457,7 @@
     <w:p>
       <w:pPr>
         <w:numPr>
+          <w:ilvl w:val="0"/>
           <w:numId w:val="0"/>
         </w:numPr>
         <w:jc w:val="both"/>
@@ -4363,6 +4481,7 @@
     <w:p>
       <w:pPr>
         <w:numPr>
+          <w:ilvl w:val="0"/>
           <w:numId w:val="0"/>
         </w:numPr>
         <w:jc w:val="both"/>
@@ -4386,6 +4505,7 @@
     <w:p>
       <w:pPr>
         <w:numPr>
+          <w:ilvl w:val="0"/>
           <w:numId w:val="0"/>
         </w:numPr>
         <w:jc w:val="both"/>
@@ -4409,6 +4529,7 @@
     <w:p>
       <w:pPr>
         <w:numPr>
+          <w:ilvl w:val="0"/>
           <w:numId w:val="0"/>
         </w:numPr>
         <w:jc w:val="both"/>
@@ -4432,6 +4553,7 @@
     <w:p>
       <w:pPr>
         <w:numPr>
+          <w:ilvl w:val="0"/>
           <w:numId w:val="0"/>
         </w:numPr>
         <w:jc w:val="both"/>
@@ -4455,6 +4577,7 @@
     <w:p>
       <w:pPr>
         <w:numPr>
+          <w:ilvl w:val="0"/>
           <w:numId w:val="0"/>
         </w:numPr>
         <w:jc w:val="both"/>
@@ -4478,6 +4601,7 @@
     <w:p>
       <w:pPr>
         <w:numPr>
+          <w:ilvl w:val="0"/>
           <w:numId w:val="0"/>
         </w:numPr>
         <w:jc w:val="both"/>
@@ -4501,34 +4625,37 @@
     <w:p>
       <w:pPr>
         <w:numPr>
-          <w:numId w:val="0"/>
-        </w:numPr>
-        <w:jc w:val="both"/>
-        <w:rPr>
-          <w:rFonts w:hint="default" w:ascii="Times New Roman" w:hAnsi="Times New Roman" w:cs="Times New Roman"/>
-          <w:sz w:val="28"/>
-          <w:szCs w:val="28"/>
-          <w:lang w:val="ru-RU"/>
-        </w:rPr>
-      </w:pPr>
-    </w:p>
-    <w:p>
-      <w:pPr>
-        <w:numPr>
-          <w:numId w:val="0"/>
-        </w:numPr>
-        <w:jc w:val="both"/>
-        <w:rPr>
-          <w:rFonts w:hint="default" w:ascii="Times New Roman" w:hAnsi="Times New Roman" w:cs="Times New Roman"/>
-          <w:sz w:val="28"/>
-          <w:szCs w:val="28"/>
-          <w:lang w:val="ru-RU"/>
-        </w:rPr>
-      </w:pPr>
-    </w:p>
-    <w:p>
-      <w:pPr>
-        <w:numPr>
+          <w:ilvl w:val="0"/>
+          <w:numId w:val="0"/>
+        </w:numPr>
+        <w:jc w:val="both"/>
+        <w:rPr>
+          <w:rFonts w:hint="default" w:ascii="Times New Roman" w:hAnsi="Times New Roman" w:cs="Times New Roman"/>
+          <w:sz w:val="28"/>
+          <w:szCs w:val="28"/>
+          <w:lang w:val="ru-RU"/>
+        </w:rPr>
+      </w:pPr>
+    </w:p>
+    <w:p>
+      <w:pPr>
+        <w:numPr>
+          <w:ilvl w:val="0"/>
+          <w:numId w:val="0"/>
+        </w:numPr>
+        <w:jc w:val="both"/>
+        <w:rPr>
+          <w:rFonts w:hint="default" w:ascii="Times New Roman" w:hAnsi="Times New Roman" w:cs="Times New Roman"/>
+          <w:sz w:val="28"/>
+          <w:szCs w:val="28"/>
+          <w:lang w:val="ru-RU"/>
+        </w:rPr>
+      </w:pPr>
+    </w:p>
+    <w:p>
+      <w:pPr>
+        <w:numPr>
+          <w:ilvl w:val="0"/>
           <w:numId w:val="0"/>
         </w:numPr>
         <w:jc w:val="both"/>
@@ -4552,6 +4679,7 @@
     <w:p>
       <w:pPr>
         <w:numPr>
+          <w:ilvl w:val="0"/>
           <w:numId w:val="0"/>
         </w:numPr>
         <w:jc w:val="both"/>
@@ -4575,6 +4703,7 @@
     <w:p>
       <w:pPr>
         <w:numPr>
+          <w:ilvl w:val="0"/>
           <w:numId w:val="0"/>
         </w:numPr>
         <w:jc w:val="both"/>
@@ -4598,6 +4727,7 @@
     <w:p>
       <w:pPr>
         <w:numPr>
+          <w:ilvl w:val="0"/>
           <w:numId w:val="0"/>
         </w:numPr>
         <w:jc w:val="both"/>
@@ -4621,6 +4751,7 @@
     <w:p>
       <w:pPr>
         <w:numPr>
+          <w:ilvl w:val="0"/>
           <w:numId w:val="0"/>
         </w:numPr>
         <w:jc w:val="both"/>
@@ -4644,6 +4775,7 @@
     <w:p>
       <w:pPr>
         <w:numPr>
+          <w:ilvl w:val="0"/>
           <w:numId w:val="0"/>
         </w:numPr>
         <w:jc w:val="both"/>
@@ -4667,6 +4799,7 @@
     <w:p>
       <w:pPr>
         <w:numPr>
+          <w:ilvl w:val="0"/>
           <w:numId w:val="0"/>
         </w:numPr>
         <w:jc w:val="both"/>
@@ -4690,6 +4823,7 @@
     <w:p>
       <w:pPr>
         <w:numPr>
+          <w:ilvl w:val="0"/>
           <w:numId w:val="0"/>
         </w:numPr>
         <w:jc w:val="both"/>
@@ -4713,6 +4847,7 @@
     <w:p>
       <w:pPr>
         <w:numPr>
+          <w:ilvl w:val="0"/>
           <w:numId w:val="0"/>
         </w:numPr>
         <w:jc w:val="both"/>
@@ -4736,6 +4871,7 @@
     <w:p>
       <w:pPr>
         <w:numPr>
+          <w:ilvl w:val="0"/>
           <w:numId w:val="0"/>
         </w:numPr>
         <w:jc w:val="both"/>
@@ -4759,6 +4895,7 @@
     <w:p>
       <w:pPr>
         <w:numPr>
+          <w:ilvl w:val="0"/>
           <w:numId w:val="0"/>
         </w:numPr>
         <w:jc w:val="both"/>
@@ -4782,6 +4919,7 @@
     <w:p>
       <w:pPr>
         <w:numPr>
+          <w:ilvl w:val="0"/>
           <w:numId w:val="0"/>
         </w:numPr>
         <w:jc w:val="both"/>
@@ -4805,6 +4943,7 @@
     <w:p>
       <w:pPr>
         <w:numPr>
+          <w:ilvl w:val="0"/>
           <w:numId w:val="0"/>
         </w:numPr>
         <w:jc w:val="both"/>
@@ -4828,6 +4967,7 @@
     <w:p>
       <w:pPr>
         <w:numPr>
+          <w:ilvl w:val="0"/>
           <w:numId w:val="0"/>
         </w:numPr>
         <w:jc w:val="both"/>
@@ -4851,6 +4991,7 @@
     <w:p>
       <w:pPr>
         <w:numPr>
+          <w:ilvl w:val="0"/>
           <w:numId w:val="0"/>
         </w:numPr>
         <w:jc w:val="both"/>
@@ -4874,6 +5015,7 @@
     <w:p>
       <w:pPr>
         <w:numPr>
+          <w:ilvl w:val="0"/>
           <w:numId w:val="0"/>
         </w:numPr>
         <w:jc w:val="both"/>
@@ -4897,6 +5039,7 @@
     <w:p>
       <w:pPr>
         <w:numPr>
+          <w:ilvl w:val="0"/>
           <w:numId w:val="0"/>
         </w:numPr>
         <w:jc w:val="both"/>
@@ -4920,6 +5063,7 @@
     <w:p>
       <w:pPr>
         <w:numPr>
+          <w:ilvl w:val="0"/>
           <w:numId w:val="0"/>
         </w:numPr>
         <w:jc w:val="both"/>
@@ -4943,6 +5087,7 @@
     <w:p>
       <w:pPr>
         <w:numPr>
+          <w:ilvl w:val="0"/>
           <w:numId w:val="0"/>
         </w:numPr>
         <w:jc w:val="both"/>
@@ -4966,6 +5111,7 @@
     <w:p>
       <w:pPr>
         <w:numPr>
+          <w:ilvl w:val="0"/>
           <w:numId w:val="0"/>
         </w:numPr>
         <w:jc w:val="both"/>
@@ -4989,6 +5135,7 @@
     <w:p>
       <w:pPr>
         <w:numPr>
+          <w:ilvl w:val="0"/>
           <w:numId w:val="0"/>
         </w:numPr>
         <w:jc w:val="both"/>
@@ -5012,6 +5159,7 @@
     <w:p>
       <w:pPr>
         <w:numPr>
+          <w:ilvl w:val="0"/>
           <w:numId w:val="0"/>
         </w:numPr>
         <w:jc w:val="both"/>
@@ -5035,6 +5183,7 @@
     <w:p>
       <w:pPr>
         <w:numPr>
+          <w:ilvl w:val="0"/>
           <w:numId w:val="0"/>
         </w:numPr>
         <w:jc w:val="both"/>
@@ -5058,6 +5207,7 @@
     <w:p>
       <w:pPr>
         <w:numPr>
+          <w:ilvl w:val="0"/>
           <w:numId w:val="0"/>
         </w:numPr>
         <w:jc w:val="both"/>
@@ -5081,6 +5231,7 @@
     <w:p>
       <w:pPr>
         <w:numPr>
+          <w:ilvl w:val="0"/>
           <w:numId w:val="0"/>
         </w:numPr>
         <w:jc w:val="both"/>
@@ -5104,6 +5255,7 @@
     <w:p>
       <w:pPr>
         <w:numPr>
+          <w:ilvl w:val="0"/>
           <w:numId w:val="0"/>
         </w:numPr>
         <w:jc w:val="both"/>
@@ -5127,6 +5279,7 @@
     <w:p>
       <w:pPr>
         <w:numPr>
+          <w:ilvl w:val="0"/>
           <w:numId w:val="0"/>
         </w:numPr>
         <w:jc w:val="both"/>
@@ -5150,6 +5303,7 @@
     <w:p>
       <w:pPr>
         <w:numPr>
+          <w:ilvl w:val="0"/>
           <w:numId w:val="0"/>
         </w:numPr>
         <w:jc w:val="both"/>
@@ -5173,6 +5327,7 @@
     <w:p>
       <w:pPr>
         <w:numPr>
+          <w:ilvl w:val="0"/>
           <w:numId w:val="0"/>
         </w:numPr>
         <w:jc w:val="both"/>
@@ -5196,6 +5351,7 @@
     <w:p>
       <w:pPr>
         <w:numPr>
+          <w:ilvl w:val="0"/>
           <w:numId w:val="0"/>
         </w:numPr>
         <w:jc w:val="both"/>
@@ -5219,6 +5375,7 @@
     <w:p>
       <w:pPr>
         <w:numPr>
+          <w:ilvl w:val="0"/>
           <w:numId w:val="0"/>
         </w:numPr>
         <w:jc w:val="both"/>
@@ -5242,34 +5399,37 @@
     <w:p>
       <w:pPr>
         <w:numPr>
-          <w:numId w:val="0"/>
-        </w:numPr>
-        <w:jc w:val="both"/>
-        <w:rPr>
-          <w:rFonts w:hint="default" w:ascii="Times New Roman" w:hAnsi="Times New Roman" w:cs="Times New Roman"/>
-          <w:sz w:val="28"/>
-          <w:szCs w:val="28"/>
-          <w:lang w:val="ru-RU"/>
-        </w:rPr>
-      </w:pPr>
-    </w:p>
-    <w:p>
-      <w:pPr>
-        <w:numPr>
-          <w:numId w:val="0"/>
-        </w:numPr>
-        <w:jc w:val="both"/>
-        <w:rPr>
-          <w:rFonts w:hint="default" w:ascii="Times New Roman" w:hAnsi="Times New Roman" w:cs="Times New Roman"/>
-          <w:sz w:val="28"/>
-          <w:szCs w:val="28"/>
-          <w:lang w:val="ru-RU"/>
-        </w:rPr>
-      </w:pPr>
-    </w:p>
-    <w:p>
-      <w:pPr>
-        <w:numPr>
+          <w:ilvl w:val="0"/>
+          <w:numId w:val="0"/>
+        </w:numPr>
+        <w:jc w:val="both"/>
+        <w:rPr>
+          <w:rFonts w:hint="default" w:ascii="Times New Roman" w:hAnsi="Times New Roman" w:cs="Times New Roman"/>
+          <w:sz w:val="28"/>
+          <w:szCs w:val="28"/>
+          <w:lang w:val="ru-RU"/>
+        </w:rPr>
+      </w:pPr>
+    </w:p>
+    <w:p>
+      <w:pPr>
+        <w:numPr>
+          <w:ilvl w:val="0"/>
+          <w:numId w:val="0"/>
+        </w:numPr>
+        <w:jc w:val="both"/>
+        <w:rPr>
+          <w:rFonts w:hint="default" w:ascii="Times New Roman" w:hAnsi="Times New Roman" w:cs="Times New Roman"/>
+          <w:sz w:val="28"/>
+          <w:szCs w:val="28"/>
+          <w:lang w:val="ru-RU"/>
+        </w:rPr>
+      </w:pPr>
+    </w:p>
+    <w:p>
+      <w:pPr>
+        <w:numPr>
+          <w:ilvl w:val="0"/>
           <w:numId w:val="0"/>
         </w:numPr>
         <w:jc w:val="both"/>
@@ -5293,6 +5453,7 @@
     <w:p>
       <w:pPr>
         <w:numPr>
+          <w:ilvl w:val="0"/>
           <w:numId w:val="0"/>
         </w:numPr>
         <w:jc w:val="both"/>
@@ -5316,6 +5477,7 @@
     <w:p>
       <w:pPr>
         <w:numPr>
+          <w:ilvl w:val="0"/>
           <w:numId w:val="0"/>
         </w:numPr>
         <w:jc w:val="both"/>
@@ -5339,6 +5501,7 @@
     <w:p>
       <w:pPr>
         <w:numPr>
+          <w:ilvl w:val="0"/>
           <w:numId w:val="0"/>
         </w:numPr>
         <w:jc w:val="both"/>
@@ -5362,6 +5525,7 @@
     <w:p>
       <w:pPr>
         <w:numPr>
+          <w:ilvl w:val="0"/>
           <w:numId w:val="0"/>
         </w:numPr>
         <w:jc w:val="both"/>
@@ -5385,6 +5549,7 @@
     <w:p>
       <w:pPr>
         <w:numPr>
+          <w:ilvl w:val="0"/>
           <w:numId w:val="0"/>
         </w:numPr>
         <w:jc w:val="both"/>
@@ -5408,6 +5573,7 @@
     <w:p>
       <w:pPr>
         <w:numPr>
+          <w:ilvl w:val="0"/>
           <w:numId w:val="0"/>
         </w:numPr>
         <w:jc w:val="both"/>
@@ -5431,6 +5597,7 @@
     <w:p>
       <w:pPr>
         <w:numPr>
+          <w:ilvl w:val="0"/>
           <w:numId w:val="0"/>
         </w:numPr>
         <w:jc w:val="both"/>
@@ -5454,6 +5621,7 @@
     <w:p>
       <w:pPr>
         <w:numPr>
+          <w:ilvl w:val="0"/>
           <w:numId w:val="0"/>
         </w:numPr>
         <w:jc w:val="both"/>
@@ -5477,6 +5645,7 @@
     <w:p>
       <w:pPr>
         <w:numPr>
+          <w:ilvl w:val="0"/>
           <w:numId w:val="0"/>
         </w:numPr>
         <w:jc w:val="both"/>
@@ -5500,6 +5669,7 @@
     <w:p>
       <w:pPr>
         <w:numPr>
+          <w:ilvl w:val="0"/>
           <w:numId w:val="0"/>
         </w:numPr>
         <w:jc w:val="both"/>
@@ -5523,6 +5693,7 @@
     <w:p>
       <w:pPr>
         <w:numPr>
+          <w:ilvl w:val="0"/>
           <w:numId w:val="0"/>
         </w:numPr>
         <w:jc w:val="both"/>
@@ -5546,6 +5717,7 @@
     <w:p>
       <w:pPr>
         <w:numPr>
+          <w:ilvl w:val="0"/>
           <w:numId w:val="0"/>
         </w:numPr>
         <w:jc w:val="both"/>
@@ -5569,6 +5741,7 @@
     <w:p>
       <w:pPr>
         <w:numPr>
+          <w:ilvl w:val="0"/>
           <w:numId w:val="0"/>
         </w:numPr>
         <w:jc w:val="both"/>
@@ -5592,6 +5765,7 @@
     <w:p>
       <w:pPr>
         <w:numPr>
+          <w:ilvl w:val="0"/>
           <w:numId w:val="0"/>
         </w:numPr>
         <w:jc w:val="both"/>
@@ -5615,6 +5789,7 @@
     <w:p>
       <w:pPr>
         <w:numPr>
+          <w:ilvl w:val="0"/>
           <w:numId w:val="0"/>
         </w:numPr>
         <w:jc w:val="both"/>
@@ -5638,6 +5813,7 @@
     <w:p>
       <w:pPr>
         <w:numPr>
+          <w:ilvl w:val="0"/>
           <w:numId w:val="0"/>
         </w:numPr>
         <w:jc w:val="both"/>
@@ -5661,6 +5837,7 @@
     <w:p>
       <w:pPr>
         <w:numPr>
+          <w:ilvl w:val="0"/>
           <w:numId w:val="0"/>
         </w:numPr>
         <w:jc w:val="both"/>
@@ -5684,6 +5861,7 @@
     <w:p>
       <w:pPr>
         <w:numPr>
+          <w:ilvl w:val="0"/>
           <w:numId w:val="0"/>
         </w:numPr>
         <w:jc w:val="both"/>
@@ -5707,6 +5885,7 @@
     <w:p>
       <w:pPr>
         <w:numPr>
+          <w:ilvl w:val="0"/>
           <w:numId w:val="0"/>
         </w:numPr>
         <w:jc w:val="both"/>
@@ -5730,6 +5909,7 @@
     <w:p>
       <w:pPr>
         <w:numPr>
+          <w:ilvl w:val="0"/>
           <w:numId w:val="0"/>
         </w:numPr>
         <w:jc w:val="both"/>
@@ -5753,6 +5933,7 @@
     <w:p>
       <w:pPr>
         <w:numPr>
+          <w:ilvl w:val="0"/>
           <w:numId w:val="0"/>
         </w:numPr>
         <w:jc w:val="both"/>
@@ -5776,34 +5957,37 @@
     <w:p>
       <w:pPr>
         <w:numPr>
-          <w:numId w:val="0"/>
-        </w:numPr>
-        <w:jc w:val="both"/>
-        <w:rPr>
-          <w:rFonts w:hint="default" w:ascii="Times New Roman" w:hAnsi="Times New Roman" w:cs="Times New Roman"/>
-          <w:sz w:val="28"/>
-          <w:szCs w:val="28"/>
-          <w:lang w:val="ru-RU"/>
-        </w:rPr>
-      </w:pPr>
-    </w:p>
-    <w:p>
-      <w:pPr>
-        <w:numPr>
-          <w:numId w:val="0"/>
-        </w:numPr>
-        <w:jc w:val="both"/>
-        <w:rPr>
-          <w:rFonts w:hint="default" w:ascii="Times New Roman" w:hAnsi="Times New Roman" w:cs="Times New Roman"/>
-          <w:sz w:val="28"/>
-          <w:szCs w:val="28"/>
-          <w:lang w:val="ru-RU"/>
-        </w:rPr>
-      </w:pPr>
-    </w:p>
-    <w:p>
-      <w:pPr>
-        <w:numPr>
+          <w:ilvl w:val="0"/>
+          <w:numId w:val="0"/>
+        </w:numPr>
+        <w:jc w:val="both"/>
+        <w:rPr>
+          <w:rFonts w:hint="default" w:ascii="Times New Roman" w:hAnsi="Times New Roman" w:cs="Times New Roman"/>
+          <w:sz w:val="28"/>
+          <w:szCs w:val="28"/>
+          <w:lang w:val="ru-RU"/>
+        </w:rPr>
+      </w:pPr>
+    </w:p>
+    <w:p>
+      <w:pPr>
+        <w:numPr>
+          <w:ilvl w:val="0"/>
+          <w:numId w:val="0"/>
+        </w:numPr>
+        <w:jc w:val="both"/>
+        <w:rPr>
+          <w:rFonts w:hint="default" w:ascii="Times New Roman" w:hAnsi="Times New Roman" w:cs="Times New Roman"/>
+          <w:sz w:val="28"/>
+          <w:szCs w:val="28"/>
+          <w:lang w:val="ru-RU"/>
+        </w:rPr>
+      </w:pPr>
+    </w:p>
+    <w:p>
+      <w:pPr>
+        <w:numPr>
+          <w:ilvl w:val="0"/>
           <w:numId w:val="0"/>
         </w:numPr>
         <w:jc w:val="both"/>
@@ -5827,6 +6011,7 @@
     <w:p>
       <w:pPr>
         <w:numPr>
+          <w:ilvl w:val="0"/>
           <w:numId w:val="0"/>
         </w:numPr>
         <w:jc w:val="both"/>
@@ -5850,6 +6035,7 @@
     <w:p>
       <w:pPr>
         <w:numPr>
+          <w:ilvl w:val="0"/>
           <w:numId w:val="0"/>
         </w:numPr>
         <w:jc w:val="both"/>
@@ -5873,6 +6059,7 @@
     <w:p>
       <w:pPr>
         <w:numPr>
+          <w:ilvl w:val="0"/>
           <w:numId w:val="0"/>
         </w:numPr>
         <w:jc w:val="both"/>
@@ -5912,22 +6099,22 @@
     <w:p>
       <w:pPr>
         <w:numPr>
-          <w:numId w:val="0"/>
-        </w:numPr>
-        <w:jc w:val="both"/>
-        <w:rPr>
-          <w:rFonts w:hint="default" w:ascii="Times New Roman" w:hAnsi="Times New Roman" w:cs="Times New Roman"/>
-          <w:sz w:val="28"/>
-          <w:szCs w:val="28"/>
-          <w:lang w:val="ru-RU"/>
-        </w:rPr>
-      </w:pPr>
-      <w:bookmarkStart w:id="0" w:name="_GoBack"/>
-      <w:bookmarkEnd w:id="0"/>
-    </w:p>
-    <w:p>
-      <w:pPr>
-        <w:numPr>
+          <w:ilvl w:val="0"/>
+          <w:numId w:val="0"/>
+        </w:numPr>
+        <w:jc w:val="both"/>
+        <w:rPr>
+          <w:rFonts w:hint="default" w:ascii="Times New Roman" w:hAnsi="Times New Roman" w:cs="Times New Roman"/>
+          <w:sz w:val="28"/>
+          <w:szCs w:val="28"/>
+          <w:lang w:val="ru-RU"/>
+        </w:rPr>
+      </w:pPr>
+    </w:p>
+    <w:p>
+      <w:pPr>
+        <w:numPr>
+          <w:ilvl w:val="0"/>
           <w:numId w:val="0"/>
         </w:numPr>
         <w:jc w:val="both"/>
@@ -5979,14 +6166,16 @@
     <w:p>
       <w:pPr>
         <w:numPr>
-          <w:numId w:val="0"/>
-        </w:numPr>
-        <w:jc w:val="both"/>
-      </w:pPr>
-    </w:p>
-    <w:p>
-      <w:pPr>
-        <w:numPr>
+          <w:ilvl w:val="0"/>
+          <w:numId w:val="0"/>
+        </w:numPr>
+        <w:jc w:val="both"/>
+      </w:pPr>
+    </w:p>
+    <w:p>
+      <w:pPr>
+        <w:numPr>
+          <w:ilvl w:val="0"/>
           <w:numId w:val="0"/>
         </w:numPr>
         <w:jc w:val="both"/>
@@ -6038,22 +6227,25 @@
     <w:p>
       <w:pPr>
         <w:numPr>
-          <w:numId w:val="0"/>
-        </w:numPr>
-        <w:jc w:val="both"/>
-      </w:pPr>
-    </w:p>
-    <w:p>
-      <w:pPr>
-        <w:numPr>
-          <w:numId w:val="0"/>
-        </w:numPr>
-        <w:jc w:val="both"/>
-      </w:pPr>
-    </w:p>
-    <w:p>
-      <w:pPr>
-        <w:numPr>
+          <w:ilvl w:val="0"/>
+          <w:numId w:val="0"/>
+        </w:numPr>
+        <w:jc w:val="both"/>
+      </w:pPr>
+    </w:p>
+    <w:p>
+      <w:pPr>
+        <w:numPr>
+          <w:ilvl w:val="0"/>
+          <w:numId w:val="0"/>
+        </w:numPr>
+        <w:jc w:val="both"/>
+      </w:pPr>
+    </w:p>
+    <w:p>
+      <w:pPr>
+        <w:numPr>
+          <w:ilvl w:val="0"/>
           <w:numId w:val="0"/>
         </w:numPr>
         <w:jc w:val="both"/>
@@ -6105,21 +6297,19 @@
     <w:p>
       <w:pPr>
         <w:numPr>
-          <w:numId w:val="0"/>
-        </w:numPr>
-        <w:jc w:val="both"/>
-      </w:pPr>
-    </w:p>
-    <w:p>
-      <w:pPr>
-        <w:numPr>
-          <w:numId w:val="0"/>
-        </w:numPr>
-        <w:jc w:val="both"/>
-        <w:rPr>
-          <w:rFonts w:hint="default"/>
-          <w:lang w:val="ru-RU"/>
-        </w:rPr>
+          <w:ilvl w:val="0"/>
+          <w:numId w:val="0"/>
+        </w:numPr>
+        <w:jc w:val="both"/>
+      </w:pPr>
+    </w:p>
+    <w:p>
+      <w:pPr>
+        <w:numPr>
+          <w:ilvl w:val="0"/>
+          <w:numId w:val="0"/>
+        </w:numPr>
+        <w:jc w:val="both"/>
       </w:pPr>
       <w:r>
         <w:drawing>
@@ -6167,14 +6357,152 @@
     </w:p>
     <w:p>
       <w:pPr>
-        <w:jc w:val="both"/>
-        <w:rPr>
-          <w:rFonts w:hint="default" w:ascii="Times New Roman" w:hAnsi="Times New Roman" w:cs="Times New Roman"/>
-          <w:sz w:val="28"/>
-          <w:szCs w:val="28"/>
-          <w:lang w:val="ru-RU"/>
-        </w:rPr>
-      </w:pPr>
+        <w:numPr>
+          <w:ilvl w:val="0"/>
+          <w:numId w:val="0"/>
+        </w:numPr>
+        <w:jc w:val="both"/>
+      </w:pPr>
+    </w:p>
+    <w:p>
+      <w:pPr>
+        <w:numPr>
+          <w:ilvl w:val="0"/>
+          <w:numId w:val="0"/>
+        </w:numPr>
+        <w:jc w:val="both"/>
+        <w:rPr>
+          <w:rFonts w:ascii="SimSun" w:hAnsi="SimSun" w:eastAsia="SimSun" w:cs="SimSun"/>
+          <w:sz w:val="24"/>
+          <w:szCs w:val="24"/>
+        </w:rPr>
+      </w:pPr>
+      <w:r>
+        <w:rPr>
+          <w:rFonts w:ascii="SimSun" w:hAnsi="SimSun" w:eastAsia="SimSun" w:cs="SimSun"/>
+          <w:sz w:val="24"/>
+          <w:szCs w:val="24"/>
+        </w:rPr>
+        <w:fldChar w:fldCharType="begin"/>
+      </w:r>
+      <w:r>
+        <w:rPr>
+          <w:rFonts w:ascii="SimSun" w:hAnsi="SimSun" w:eastAsia="SimSun" w:cs="SimSun"/>
+          <w:sz w:val="24"/>
+          <w:szCs w:val="24"/>
+        </w:rPr>
+        <w:instrText xml:space="preserve"> HYPERLINK "https://yandex.ru/search/?text=https://clck.ru/3TwCBG&amp;clid=2484953-19&amp;banerid=0600001000:1401876668474720255:SW-13cdbdba5ae9&amp;win=599&amp;lr=39" </w:instrText>
+      </w:r>
+      <w:r>
+        <w:rPr>
+          <w:rFonts w:ascii="SimSun" w:hAnsi="SimSun" w:eastAsia="SimSun" w:cs="SimSun"/>
+          <w:sz w:val="24"/>
+          <w:szCs w:val="24"/>
+        </w:rPr>
+        <w:fldChar w:fldCharType="separate"/>
+      </w:r>
+      <w:r>
+        <w:rPr>
+          <w:rStyle w:val="4"/>
+          <w:rFonts w:ascii="SimSun" w:hAnsi="SimSun" w:eastAsia="SimSun" w:cs="SimSun"/>
+          <w:sz w:val="24"/>
+          <w:szCs w:val="24"/>
+        </w:rPr>
+        <w:t>https://yandex.ru/search/?text=https%3A%2F%2Fclck.ru%2F3TwCBG&amp;clid=2484953-19&amp;banerid=0600001000%3A1401876668474720255%3ASW-13cdbdba5ae9&amp;win=599&amp;lr=39</w:t>
+      </w:r>
+      <w:r>
+        <w:rPr>
+          <w:rFonts w:ascii="SimSun" w:hAnsi="SimSun" w:eastAsia="SimSun" w:cs="SimSun"/>
+          <w:sz w:val="24"/>
+          <w:szCs w:val="24"/>
+        </w:rPr>
+        <w:fldChar w:fldCharType="end"/>
+      </w:r>
+    </w:p>
+    <w:p>
+      <w:pPr>
+        <w:numPr>
+          <w:ilvl w:val="0"/>
+          <w:numId w:val="0"/>
+        </w:numPr>
+        <w:jc w:val="both"/>
+        <w:rPr>
+          <w:rFonts w:hint="default" w:ascii="SimSun" w:hAnsi="SimSun" w:eastAsia="SimSun" w:cs="SimSun"/>
+          <w:sz w:val="24"/>
+          <w:szCs w:val="24"/>
+          <w:lang w:val="ru-RU"/>
+        </w:rPr>
+      </w:pPr>
+    </w:p>
+    <w:p>
+      <w:pPr>
+        <w:jc w:val="both"/>
+        <w:rPr>
+          <w:rFonts w:hint="default" w:ascii="Times New Roman" w:hAnsi="Times New Roman" w:cs="Times New Roman"/>
+          <w:sz w:val="28"/>
+          <w:szCs w:val="28"/>
+          <w:lang w:val="ru-RU"/>
+        </w:rPr>
+      </w:pPr>
+      <w:r>
+        <w:rPr>
+          <w:rFonts w:hint="default" w:ascii="Times New Roman" w:hAnsi="Times New Roman" w:cs="Times New Roman"/>
+          <w:sz w:val="28"/>
+          <w:szCs w:val="28"/>
+          <w:lang w:val="ru-RU"/>
+        </w:rPr>
+        <w:fldChar w:fldCharType="begin"/>
+      </w:r>
+      <w:r>
+        <w:rPr>
+          <w:rFonts w:hint="default" w:ascii="Times New Roman" w:hAnsi="Times New Roman" w:cs="Times New Roman"/>
+          <w:sz w:val="28"/>
+          <w:szCs w:val="28"/>
+          <w:lang w:val="ru-RU"/>
+        </w:rPr>
+        <w:instrText xml:space="preserve"> HYPERLINK "https://clck.ru/3TwCBG" </w:instrText>
+      </w:r>
+      <w:r>
+        <w:rPr>
+          <w:rFonts w:hint="default" w:ascii="Times New Roman" w:hAnsi="Times New Roman" w:cs="Times New Roman"/>
+          <w:sz w:val="28"/>
+          <w:szCs w:val="28"/>
+          <w:lang w:val="ru-RU"/>
+        </w:rPr>
+        <w:fldChar w:fldCharType="separate"/>
+      </w:r>
+      <w:r>
+        <w:rPr>
+          <w:rStyle w:val="4"/>
+          <w:rFonts w:hint="default" w:ascii="Times New Roman" w:hAnsi="Times New Roman" w:cs="Times New Roman"/>
+          <w:sz w:val="28"/>
+          <w:szCs w:val="28"/>
+          <w:lang w:val="ru-RU"/>
+        </w:rPr>
+        <w:t>https://clck.ru/3TwCBG</w:t>
+      </w:r>
+      <w:r>
+        <w:rPr>
+          <w:rFonts w:hint="default" w:ascii="Times New Roman" w:hAnsi="Times New Roman" w:cs="Times New Roman"/>
+          <w:sz w:val="28"/>
+          <w:szCs w:val="28"/>
+          <w:lang w:val="ru-RU"/>
+        </w:rPr>
+        <w:fldChar w:fldCharType="end"/>
+      </w:r>
+    </w:p>
+    <w:p>
+      <w:pPr>
+        <w:jc w:val="both"/>
+        <w:rPr>
+          <w:rFonts w:hint="default" w:ascii="Times New Roman" w:hAnsi="Times New Roman" w:cs="Times New Roman"/>
+          <w:sz w:val="28"/>
+          <w:szCs w:val="28"/>
+          <w:lang w:val="ru-RU"/>
+        </w:rPr>
+      </w:pPr>
+      <w:bookmarkStart w:id="0" w:name="_GoBack"/>
+      <w:bookmarkEnd w:id="0"/>
     </w:p>
     <w:sectPr>
       <w:pgSz w:w="11906" w:h="16838"/>
@@ -6257,7 +6585,7 @@
   <w:docDefaults>
     <w:rPrDefault>
       <w:rPr>
-        <w:rFonts w:asciiTheme="minorHAnsi" w:hAnsiTheme="minorHAnsi" w:eastAsiaTheme="minorEastAsia" w:cstheme="minorBidi"/>
+        <w:rFonts w:ascii="Times New Roman" w:hAnsi="Times New Roman" w:eastAsia="SimSun" w:cs="Times New Roman"/>
       </w:rPr>
     </w:rPrDefault>
     <w:pPrDefault/>
@@ -6442,6 +6770,15 @@
         <w:right w:w="108" w:type="dxa"/>
       </w:tblCellMar>
     </w:tblPr>
+  </w:style>
+  <w:style w:type="character" w:styleId="4">
+    <w:name w:val="Hyperlink"/>
+    <w:basedOn w:val="2"/>
+    <w:uiPriority w:val="0"/>
+    <w:rPr>
+      <w:color w:val="0000FF"/>
+      <w:u w:val="single"/>
+    </w:rPr>
   </w:style>
 </w:styles>
 </file>
